--- a/assets/downloads/simulation-7/suggested-answers-for-select-activities.docx
+++ b/assets/downloads/simulation-7/suggested-answers-for-select-activities.docx
@@ -433,6 +433,7 @@
     </w:p>
     <w:p>
       <w:pPr>
+        <w:keepNext/>
         <w:spacing w:after="0" w:line="480" w:lineRule="auto"/>
         <w:jc w:val="center"/>
         <w:rPr>
@@ -447,8 +448,8 @@
       <w:r>
         <w:drawing>
           <wp:inline xmlns:a="http://schemas.openxmlformats.org/drawingml/2006/main" xmlns:pic="http://schemas.openxmlformats.org/drawingml/2006/picture">
-            <wp:extent cx="4046517" cy="6629400"/>
-            <wp:docPr id="1" name="Picture 1"/>
+            <wp:extent cx="3348841" cy="5486400"/>
+            <wp:docPr id="1" name="Picture 1" descr="Figure 7.3 Nerves that cross the elbow joint."/>
             <wp:cNvGraphicFramePr>
               <a:graphicFrameLocks noChangeAspect="1"/>
             </wp:cNvGraphicFramePr>
@@ -468,7 +469,7 @@
                   <pic:spPr>
                     <a:xfrm>
                       <a:off x="0" y="0"/>
-                      <a:ext cx="4046517" cy="6629400"/>
+                      <a:ext cx="3348841" cy="5486400"/>
                     </a:xfrm>
                     <a:prstGeom prst="rect"/>
                   </pic:spPr>
@@ -481,6 +482,7 @@
     </w:p>
     <w:p>
       <w:pPr>
+        <w:keepNext/>
         <w:spacing w:after="0" w:line="480" w:lineRule="auto"/>
         <w:rPr>
           <w:rFonts w:ascii="Times New Roman" w:hAnsi="Times New Roman" w:cs="Times New Roman"/>
@@ -655,6 +657,7 @@
     </w:p>
     <w:p>
       <w:pPr>
+        <w:keepNext/>
         <w:spacing w:after="0" w:line="480" w:lineRule="auto"/>
         <w:jc w:val="center"/>
         <w:rPr>
@@ -670,7 +673,7 @@
         <w:drawing>
           <wp:inline xmlns:a="http://schemas.openxmlformats.org/drawingml/2006/main" xmlns:pic="http://schemas.openxmlformats.org/drawingml/2006/picture">
             <wp:extent cx="5943600" cy="2933961"/>
-            <wp:docPr id="2" name="Picture 2"/>
+            <wp:docPr id="2" name="Picture 2" descr="FIGURE 7.4 Anatomy of the elbow."/>
             <wp:cNvGraphicFramePr>
               <a:graphicFrameLocks noChangeAspect="1"/>
             </wp:cNvGraphicFramePr>
@@ -703,6 +706,7 @@
     </w:p>
     <w:p>
       <w:pPr>
+        <w:keepNext/>
         <w:spacing w:after="0" w:line="480" w:lineRule="auto"/>
         <w:rPr>
           <w:rFonts w:ascii="Times New Roman" w:hAnsi="Times New Roman" w:cs="Times New Roman"/>
